--- a/PUBLISHED/biol-8/course/BIOL-8_Spring-2026_Syllabus.docx
+++ b/PUBLISHED/biol-8/course/BIOL-8_Spring-2026_Syllabus.docx
@@ -82,7 +82,7 @@
     </w:p>
     <w:p>
       <w:r>
-        <w:t>Module 01 : Exploring Life Science  Module 02 : Chemistry of Life  Module 03 : Biomolecules  Module 04 : Cellular Function  Module 05 : Membranes  Module 06 : Metabolism  Module 07 : Mitosis  Module 08 : Meiosis  Module 09 : Inheritance  Module 10 : Tissues  Module 11 : Skeletal System  Module 12 : Muscular System  Module 13 : Pathogens  Module 14 : Cardiovascular System  Module 15 : Respiratory System   Each module contains:</w:t>
+        <w:t>Module 01 : Exploring Life Science  Module 02 : Chemistry of Life  Module 03 : Biomolecules  Module 04 : Cellular Function  Module 05 : Membranes  Module 06 : Metabolism  Module 07 : Mitosis  Module 08 : Meiosis  Module 09 : Inheritance  Module 10 : Tissues  Module 11 : Skeletal System  Module 12 : Muscular System  Module 13 : Nervous System  Module 14 : Microbiology  Module 15 : Cardiopulmonary System   Each module contains:</w:t>
       </w:r>
     </w:p>
     <w:p>

--- a/PUBLISHED/biol-8/course/BIOL-8_Spring-2026_Syllabus.docx
+++ b/PUBLISHED/biol-8/course/BIOL-8_Spring-2026_Syllabus.docx
@@ -3,41 +3,164 @@
 <w:document xmlns:wpc="http://schemas.microsoft.com/office/word/2010/wordprocessingCanvas" xmlns:mo="http://schemas.microsoft.com/office/mac/office/2008/main" xmlns:mc="http://schemas.openxmlformats.org/markup-compatibility/2006" xmlns:mv="urn:schemas-microsoft-com:mac:vml" xmlns:o="urn:schemas-microsoft-com:office:office" xmlns:r="http://schemas.openxmlformats.org/officeDocument/2006/relationships" xmlns:m="http://schemas.openxmlformats.org/officeDocument/2006/math" xmlns:v="urn:schemas-microsoft-com:vml" xmlns:wp14="http://schemas.microsoft.com/office/word/2010/wordprocessingDrawing" xmlns:wp="http://schemas.openxmlformats.org/drawingml/2006/wordprocessingDrawing" xmlns:w10="urn:schemas-microsoft-com:office:word" xmlns:w="http://schemas.openxmlformats.org/wordprocessingml/2006/main" xmlns:w14="http://schemas.microsoft.com/office/word/2010/wordml" xmlns:wpg="http://schemas.microsoft.com/office/word/2010/wordprocessingGroup" xmlns:wpi="http://schemas.microsoft.com/office/word/2010/wordprocessingInk" xmlns:wne="http://schemas.microsoft.com/office/word/2006/wordml" xmlns:wps="http://schemas.microsoft.com/office/word/2010/wordprocessingShape" mc:Ignorable="w14 wp14">
   <w:body>
     <w:p>
+      <w:pPr>
+        <w:pStyle w:val="Heading1"/>
+      </w:pPr>
       <w:r>
         <w:t>BIOL-8: Human Biology</w:t>
       </w:r>
     </w:p>
     <w:p>
+      <w:pPr>
+        <w:pStyle w:val="Heading2"/>
+      </w:pPr>
       <w:r>
         <w:t>Spring 2026</w:t>
       </w:r>
     </w:p>
     <w:p>
+      <w:pPr>
+        <w:pStyle w:val="Heading3"/>
+      </w:pPr>
       <w:r>
         <w:t>College of the Redwoods, Del Norte Campus</w:t>
       </w:r>
     </w:p>
     <w:p>
+      <w:pPr>
+        <w:pStyle w:val="Heading2"/>
+      </w:pPr>
       <w:r>
         <w:t>Course Information</w:t>
       </w:r>
     </w:p>
     <w:p>
       <w:r>
-        <w:t>Course : BIOL-8 - Human Biology  Course ID and Section number : BIOL-8-D0989-2026S  Term : Spring 2026  Location : College of the Redwoods, Del Norte Campus  Meeting Time : Tuesdays and Thursdays, 5:30 PM - 8:40 PM</w:t>
+        <w:rPr>
+          <w:b/>
+        </w:rPr>
+        <w:t>Course</w:t>
+      </w:r>
+      <w:r>
+        <w:t>: BIOL-8 - Human Biology</w:t>
+      </w:r>
+      <w:r>
+        <w:br/>
+      </w:r>
+      <w:r>
+        <w:br/>
+      </w:r>
+      <w:r>
+        <w:rPr>
+          <w:b/>
+        </w:rPr>
+        <w:t>Course ID and Section number</w:t>
+      </w:r>
+      <w:r>
+        <w:t>: BIOL-8-D0989-2026S</w:t>
+      </w:r>
+      <w:r>
+        <w:br/>
+      </w:r>
+      <w:r>
+        <w:br/>
+      </w:r>
+      <w:r>
+        <w:rPr>
+          <w:b/>
+        </w:rPr>
+        <w:t>Term</w:t>
+      </w:r>
+      <w:r>
+        <w:t>: Spring 2026</w:t>
+      </w:r>
+      <w:r>
+        <w:br/>
+      </w:r>
+      <w:r>
+        <w:br/>
+      </w:r>
+      <w:r>
+        <w:rPr>
+          <w:b/>
+        </w:rPr>
+        <w:t>Location</w:t>
+      </w:r>
+      <w:r>
+        <w:t>: College of the Redwoods, Del Norte Campus</w:t>
+      </w:r>
+      <w:r>
+        <w:br/>
+      </w:r>
+      <w:r>
+        <w:br/>
+      </w:r>
+      <w:r>
+        <w:rPr>
+          <w:b/>
+        </w:rPr>
+        <w:t>Meeting Time</w:t>
+      </w:r>
+      <w:r>
+        <w:t xml:space="preserve">: Tuesdays and Thursdays, 5:30 PM - 8:40 PM  </w:t>
       </w:r>
     </w:p>
     <w:p>
+      <w:pPr>
+        <w:pStyle w:val="Heading2"/>
+      </w:pPr>
       <w:r>
         <w:t>Instructor Information</w:t>
       </w:r>
     </w:p>
     <w:p>
       <w:r>
-        <w:t>Instructor : Dr. Daniel Ari Friedman  Email : Daniel-Friedman@redwoods.edu  Office Hours : By appointment. Please email me to schedule a time.</w:t>
+        <w:rPr>
+          <w:b/>
+        </w:rPr>
+        <w:t>Instructor</w:t>
+      </w:r>
+      <w:r>
+        <w:t>: Dr. Daniel Ari Friedman</w:t>
+      </w:r>
+      <w:r>
+        <w:br/>
+      </w:r>
+      <w:r>
+        <w:br/>
+      </w:r>
+      <w:r>
+        <w:rPr>
+          <w:b/>
+        </w:rPr>
+        <w:t>Email</w:t>
+      </w:r>
+      <w:r>
+        <w:t xml:space="preserve">: </w:t>
+      </w:r>
+      <w:r>
+        <w:t>Daniel-Friedman@redwoods.edu</w:t>
+      </w:r>
+      <w:r>
+        <w:br/>
+      </w:r>
+      <w:r>
+        <w:br/>
+      </w:r>
+      <w:r>
+        <w:rPr>
+          <w:b/>
+        </w:rPr>
+        <w:t>Office Hours</w:t>
+      </w:r>
+      <w:r>
+        <w:t xml:space="preserve">: By appointment. Please email me to schedule a time.  </w:t>
       </w:r>
     </w:p>
     <w:p>
+      <w:pPr>
+        <w:pStyle w:val="Heading2"/>
+      </w:pPr>
       <w:r>
         <w:t>Course Overview</w:t>
       </w:r>
@@ -48,13 +171,41 @@
       </w:r>
     </w:p>
     <w:p>
+      <w:pPr>
+        <w:pStyle w:val="Heading2"/>
+      </w:pPr>
       <w:r>
         <w:t>Materials</w:t>
       </w:r>
     </w:p>
     <w:p>
       <w:r>
-        <w:t>Concepts of Biology by OpenStax. https://openstax.org/details/books/concepts-biology  Other materials will be provided through Canvas. https://redwoods.instructure.com/   Course Objectives</w:t>
+        <w:t xml:space="preserve">• </w:t>
+      </w:r>
+      <w:r>
+        <w:t xml:space="preserve">Concepts of Biology by OpenStax. </w:t>
+      </w:r>
+      <w:r>
+        <w:t>https://openstax.org/details/books/concepts-biology</w:t>
+      </w:r>
+    </w:p>
+    <w:p>
+      <w:r>
+        <w:t xml:space="preserve">• </w:t>
+      </w:r>
+      <w:r>
+        <w:t xml:space="preserve">Other materials will be provided through Canvas. </w:t>
+      </w:r>
+      <w:r>
+        <w:t>https://redwoods.instructure.com/</w:t>
+      </w:r>
+    </w:p>
+    <w:p>
+      <w:pPr>
+        <w:pStyle w:val="Heading2"/>
+      </w:pPr>
+      <w:r>
+        <w:t>Course Objectives</w:t>
       </w:r>
     </w:p>
     <w:p>
@@ -64,15 +215,50 @@
     </w:p>
     <w:p>
       <w:r>
-        <w:t>Use the scientific method to design experiments that include data collection and analysis.  Describe the structural, metabolic and reproductive characteristics of diverse cell types</w:t>
+        <w:t xml:space="preserve">1. </w:t>
+      </w:r>
+      <w:r>
+        <w:t>Use the scientific method to design experiments that include data collection and analysis.</w:t>
+      </w:r>
+    </w:p>
+    <w:p>
+      <w:r>
+        <w:t xml:space="preserve">2. </w:t>
+      </w:r>
+      <w:r>
+        <w:t>Describe the structural, metabolic and reproductive characteristics of diverse cell types</w:t>
         <w:br/>
         <w:t>related to human health, and explain how changes in cell function can be correlated with</w:t>
         <w:br/>
-        <w:t>disease.  Relate the structure and function of human organ systems to the maintenance of bodily</w:t>
+        <w:t>disease.</w:t>
+      </w:r>
+    </w:p>
+    <w:p>
+      <w:r>
+        <w:t xml:space="preserve">3. </w:t>
+      </w:r>
+      <w:r>
+        <w:t>Relate the structure and function of human organ systems to the maintenance of bodily</w:t>
         <w:br/>
-        <w:t>homeostasis.  Describe specific examples of the genetic basis of human anatomy, physiology, behavior and</w:t>
+        <w:t>homeostasis.</w:t>
+      </w:r>
+    </w:p>
+    <w:p>
+      <w:r>
+        <w:t xml:space="preserve">4. </w:t>
+      </w:r>
+      <w:r>
+        <w:t>Describe specific examples of the genetic basis of human anatomy, physiology, behavior and</w:t>
         <w:br/>
-        <w:t>disease, and explain how genetic variation impacts human evolution.   Course Structure</w:t>
+        <w:t>disease, and explain how genetic variation impacts human evolution.</w:t>
+      </w:r>
+    </w:p>
+    <w:p>
+      <w:pPr>
+        <w:pStyle w:val="Heading2"/>
+      </w:pPr>
+      <w:r>
+        <w:t>Course Structure</w:t>
       </w:r>
     </w:p>
     <w:p>
@@ -82,17 +268,289 @@
     </w:p>
     <w:p>
       <w:r>
-        <w:t>Module 01 : Exploring Life Science  Module 02 : Chemistry of Life  Module 03 : Biomolecules  Module 04 : Cellular Function  Module 05 : Membranes  Module 06 : Metabolism  Module 07 : Mitosis  Module 08 : Meiosis  Module 09 : Inheritance  Module 10 : Tissues  Module 11 : Skeletal System  Module 12 : Muscular System  Module 13 : Pathogens  Module 14 : Cardiovascular System  Module 15 : Respiratory System   Each module contains:</w:t>
+        <w:t xml:space="preserve">• </w:t>
+      </w:r>
+      <w:r>
+        <w:rPr>
+          <w:b/>
+        </w:rPr>
+        <w:t>Module 01</w:t>
+      </w:r>
+      <w:r>
+        <w:t>: Exploring Life Science</w:t>
       </w:r>
     </w:p>
     <w:p>
       <w:r>
-        <w:t>Lecture materials  Laboratory protocols  Assignments  Study guides   Required Materials</w:t>
+        <w:t xml:space="preserve">• </w:t>
+      </w:r>
+      <w:r>
+        <w:rPr>
+          <w:b/>
+        </w:rPr>
+        <w:t>Module 02</w:t>
+      </w:r>
+      <w:r>
+        <w:t>: Chemistry of Life</w:t>
       </w:r>
     </w:p>
     <w:p>
       <w:r>
-        <w:t>Course materials provided through Canvas  Access to laboratory facilities and equipment  Notebook for laboratory observations and notes   Evaluation and Grading Policy</w:t>
+        <w:t xml:space="preserve">• </w:t>
+      </w:r>
+      <w:r>
+        <w:rPr>
+          <w:b/>
+        </w:rPr>
+        <w:t>Module 03</w:t>
+      </w:r>
+      <w:r>
+        <w:t>: Biomolecules</w:t>
+      </w:r>
+    </w:p>
+    <w:p>
+      <w:r>
+        <w:t xml:space="preserve">• </w:t>
+      </w:r>
+      <w:r>
+        <w:rPr>
+          <w:b/>
+        </w:rPr>
+        <w:t>Module 04</w:t>
+      </w:r>
+      <w:r>
+        <w:t>: Cellular Function</w:t>
+      </w:r>
+    </w:p>
+    <w:p>
+      <w:r>
+        <w:t xml:space="preserve">• </w:t>
+      </w:r>
+      <w:r>
+        <w:rPr>
+          <w:b/>
+        </w:rPr>
+        <w:t>Module 05</w:t>
+      </w:r>
+      <w:r>
+        <w:t>: Membranes</w:t>
+      </w:r>
+    </w:p>
+    <w:p>
+      <w:r>
+        <w:t xml:space="preserve">• </w:t>
+      </w:r>
+      <w:r>
+        <w:rPr>
+          <w:b/>
+        </w:rPr>
+        <w:t>Module 06</w:t>
+      </w:r>
+      <w:r>
+        <w:t>: Metabolism</w:t>
+      </w:r>
+    </w:p>
+    <w:p>
+      <w:r>
+        <w:t xml:space="preserve">• </w:t>
+      </w:r>
+      <w:r>
+        <w:rPr>
+          <w:b/>
+        </w:rPr>
+        <w:t>Module 07</w:t>
+      </w:r>
+      <w:r>
+        <w:t>: Mitosis</w:t>
+      </w:r>
+    </w:p>
+    <w:p>
+      <w:r>
+        <w:t xml:space="preserve">• </w:t>
+      </w:r>
+      <w:r>
+        <w:rPr>
+          <w:b/>
+        </w:rPr>
+        <w:t>Module 08</w:t>
+      </w:r>
+      <w:r>
+        <w:t>: Meiosis</w:t>
+      </w:r>
+    </w:p>
+    <w:p>
+      <w:r>
+        <w:t xml:space="preserve">• </w:t>
+      </w:r>
+      <w:r>
+        <w:rPr>
+          <w:b/>
+        </w:rPr>
+        <w:t>Module 09</w:t>
+      </w:r>
+      <w:r>
+        <w:t>: Inheritance</w:t>
+      </w:r>
+    </w:p>
+    <w:p>
+      <w:r>
+        <w:t xml:space="preserve">• </w:t>
+      </w:r>
+      <w:r>
+        <w:rPr>
+          <w:b/>
+        </w:rPr>
+        <w:t>Module 10</w:t>
+      </w:r>
+      <w:r>
+        <w:t>: Tissues</w:t>
+      </w:r>
+    </w:p>
+    <w:p>
+      <w:r>
+        <w:t xml:space="preserve">• </w:t>
+      </w:r>
+      <w:r>
+        <w:rPr>
+          <w:b/>
+        </w:rPr>
+        <w:t>Module 11</w:t>
+      </w:r>
+      <w:r>
+        <w:t>: Skeletal System</w:t>
+      </w:r>
+    </w:p>
+    <w:p>
+      <w:r>
+        <w:t xml:space="preserve">• </w:t>
+      </w:r>
+      <w:r>
+        <w:rPr>
+          <w:b/>
+        </w:rPr>
+        <w:t>Module 12</w:t>
+      </w:r>
+      <w:r>
+        <w:t>: Muscular System</w:t>
+      </w:r>
+    </w:p>
+    <w:p>
+      <w:r>
+        <w:t xml:space="preserve">• </w:t>
+      </w:r>
+      <w:r>
+        <w:rPr>
+          <w:b/>
+        </w:rPr>
+        <w:t>Module 13</w:t>
+      </w:r>
+      <w:r>
+        <w:t>: Pathogens</w:t>
+      </w:r>
+    </w:p>
+    <w:p>
+      <w:r>
+        <w:t xml:space="preserve">• </w:t>
+      </w:r>
+      <w:r>
+        <w:rPr>
+          <w:b/>
+        </w:rPr>
+        <w:t>Module 14</w:t>
+      </w:r>
+      <w:r>
+        <w:t>: Cardiovascular System</w:t>
+      </w:r>
+    </w:p>
+    <w:p>
+      <w:r>
+        <w:t xml:space="preserve">• </w:t>
+      </w:r>
+      <w:r>
+        <w:rPr>
+          <w:b/>
+        </w:rPr>
+        <w:t>Module 15</w:t>
+      </w:r>
+      <w:r>
+        <w:t>: Respiratory System</w:t>
+      </w:r>
+    </w:p>
+    <w:p>
+      <w:r>
+        <w:t>Each module contains:</w:t>
+      </w:r>
+    </w:p>
+    <w:p>
+      <w:r>
+        <w:t xml:space="preserve">• </w:t>
+      </w:r>
+      <w:r>
+        <w:t>Lecture materials</w:t>
+      </w:r>
+    </w:p>
+    <w:p>
+      <w:r>
+        <w:t xml:space="preserve">• </w:t>
+      </w:r>
+      <w:r>
+        <w:t>Laboratory protocols</w:t>
+      </w:r>
+    </w:p>
+    <w:p>
+      <w:r>
+        <w:t xml:space="preserve">• </w:t>
+      </w:r>
+      <w:r>
+        <w:t>Assignments</w:t>
+      </w:r>
+    </w:p>
+    <w:p>
+      <w:r>
+        <w:t xml:space="preserve">• </w:t>
+      </w:r>
+      <w:r>
+        <w:t>Study guides</w:t>
+      </w:r>
+    </w:p>
+    <w:p>
+      <w:pPr>
+        <w:pStyle w:val="Heading2"/>
+      </w:pPr>
+      <w:r>
+        <w:t>Required Materials</w:t>
+      </w:r>
+    </w:p>
+    <w:p>
+      <w:r>
+        <w:t xml:space="preserve">• </w:t>
+      </w:r>
+      <w:r>
+        <w:t>Course materials provided through Canvas</w:t>
+      </w:r>
+    </w:p>
+    <w:p>
+      <w:r>
+        <w:t xml:space="preserve">• </w:t>
+      </w:r>
+      <w:r>
+        <w:t>Access to laboratory facilities and equipment</w:t>
+      </w:r>
+    </w:p>
+    <w:p>
+      <w:r>
+        <w:t xml:space="preserve">• </w:t>
+      </w:r>
+      <w:r>
+        <w:t>Notebook for laboratory observations and notes</w:t>
+      </w:r>
+    </w:p>
+    <w:p>
+      <w:pPr>
+        <w:pStyle w:val="Heading2"/>
+      </w:pPr>
+      <w:r>
+        <w:t>Evaluation and Grading Policy</w:t>
       </w:r>
     </w:p>
     <w:p>
@@ -102,10 +560,40 @@
     </w:p>
     <w:p>
       <w:r>
-        <w:t>Exams (60%)  Laboratory work and reports (20%)  Assignments (20%)   Course Policies</w:t>
+        <w:t xml:space="preserve">• </w:t>
+      </w:r>
+      <w:r>
+        <w:t>Exams (60%)</w:t>
       </w:r>
     </w:p>
     <w:p>
+      <w:r>
+        <w:t xml:space="preserve">• </w:t>
+      </w:r>
+      <w:r>
+        <w:t>Laboratory work and reports (20%)</w:t>
+      </w:r>
+    </w:p>
+    <w:p>
+      <w:r>
+        <w:t xml:space="preserve">• </w:t>
+      </w:r>
+      <w:r>
+        <w:t>Assignments (20%)</w:t>
+      </w:r>
+    </w:p>
+    <w:p>
+      <w:pPr>
+        <w:pStyle w:val="Heading2"/>
+      </w:pPr>
+      <w:r>
+        <w:t>Course Policies</w:t>
+      </w:r>
+    </w:p>
+    <w:p>
+      <w:pPr>
+        <w:pStyle w:val="Heading3"/>
+      </w:pPr>
       <w:r>
         <w:t>Attendance</w:t>
       </w:r>
@@ -116,18 +604,75 @@
       </w:r>
     </w:p>
     <w:p>
+      <w:pPr>
+        <w:pStyle w:val="Heading3"/>
+      </w:pPr>
       <w:r>
         <w:t>Assignments</w:t>
       </w:r>
     </w:p>
     <w:p>
       <w:r>
-        <w:t>Assignments must be submitted by the specified due dates  Late assignments may be accepted with instructor approval  All work must be original and properly cited   Laboratory Safety</w:t>
+        <w:t xml:space="preserve">• </w:t>
+      </w:r>
+      <w:r>
+        <w:t>Assignments must be submitted by the specified due dates</w:t>
       </w:r>
     </w:p>
     <w:p>
       <w:r>
-        <w:t>Follow all laboratory safety protocols  Report any accidents or safety concerns immediately  Proper use of equipment is required   Academic Integrity</w:t>
+        <w:t xml:space="preserve">• </w:t>
+      </w:r>
+      <w:r>
+        <w:t>Late assignments may be accepted with instructor approval</w:t>
+      </w:r>
+    </w:p>
+    <w:p>
+      <w:r>
+        <w:t xml:space="preserve">• </w:t>
+      </w:r>
+      <w:r>
+        <w:t>All work must be original and properly cited</w:t>
+      </w:r>
+    </w:p>
+    <w:p>
+      <w:pPr>
+        <w:pStyle w:val="Heading3"/>
+      </w:pPr>
+      <w:r>
+        <w:t>Laboratory Safety</w:t>
+      </w:r>
+    </w:p>
+    <w:p>
+      <w:r>
+        <w:t xml:space="preserve">• </w:t>
+      </w:r>
+      <w:r>
+        <w:t>Follow all laboratory safety protocols</w:t>
+      </w:r>
+    </w:p>
+    <w:p>
+      <w:r>
+        <w:t xml:space="preserve">• </w:t>
+      </w:r>
+      <w:r>
+        <w:t>Report any accidents or safety concerns immediately</w:t>
+      </w:r>
+    </w:p>
+    <w:p>
+      <w:r>
+        <w:t xml:space="preserve">• </w:t>
+      </w:r>
+      <w:r>
+        <w:t>Proper use of equipment is required</w:t>
+      </w:r>
+    </w:p>
+    <w:p>
+      <w:pPr>
+        <w:pStyle w:val="Heading3"/>
+      </w:pPr>
+      <w:r>
+        <w:t>Academic Integrity</w:t>
       </w:r>
     </w:p>
     <w:p>
@@ -136,13 +681,51 @@
       </w:r>
     </w:p>
     <w:p>
+      <w:pPr>
+        <w:pStyle w:val="Heading3"/>
+      </w:pPr>
       <w:r>
         <w:t>Artificial Intelligence (AI) policy</w:t>
       </w:r>
     </w:p>
     <w:p>
       <w:r>
-        <w:t>It is 2026. AI is a tool that can be used to enhance learning.  You may use AI to help you understand concepts, generate ideas, or improve your writing. We can discuss in class, various ways to use AI as a tool for learning.  Where you do use AI, for assignments or otherwise, you must share how you used it. For example include the prompts that you used, the responses that you received, and subsequent edits you made -- not just a copied output. Showing the honest process of your work and learning will be recognized and rewarded. Merely copying outputs of AI without attribution is plagiarism and will be treated as such.  Keep in mind that Exams in class will be pen-and-paper, without any computer or AI assistance.   Module Schedule</w:t>
+        <w:t xml:space="preserve">• </w:t>
+      </w:r>
+      <w:r>
+        <w:t>It is 2026. AI is a tool that can be used to enhance learning.</w:t>
+      </w:r>
+    </w:p>
+    <w:p>
+      <w:r>
+        <w:t xml:space="preserve">• </w:t>
+      </w:r>
+      <w:r>
+        <w:t>You may use AI to help you understand concepts, generate ideas, or improve your writing. We can discuss in class, various ways to use AI as a tool for learning.</w:t>
+      </w:r>
+    </w:p>
+    <w:p>
+      <w:r>
+        <w:t xml:space="preserve">• </w:t>
+      </w:r>
+      <w:r>
+        <w:t>Where you do use AI, for assignments or otherwise, you must share how you used it. For example include the prompts that you used, the responses that you received, and subsequent edits you made -- not just a copied output. Showing the honest process of your work and learning will be recognized and rewarded. Merely copying outputs of AI without attribution is plagiarism and will be treated as such.</w:t>
+      </w:r>
+    </w:p>
+    <w:p>
+      <w:r>
+        <w:t xml:space="preserve">• </w:t>
+      </w:r>
+      <w:r>
+        <w:t>Keep in mind that Exams in class will be pen-and-paper, without any computer or AI assistance.</w:t>
+      </w:r>
+    </w:p>
+    <w:p>
+      <w:pPr>
+        <w:pStyle w:val="Heading2"/>
+      </w:pPr>
+      <w:r>
+        <w:t>Module Schedule</w:t>
       </w:r>
     </w:p>
     <w:p>
@@ -156,6 +739,9 @@
       </w:r>
     </w:p>
     <w:p>
+      <w:pPr>
+        <w:pStyle w:val="Heading2"/>
+      </w:pPr>
       <w:r>
         <w:t>Communication</w:t>
       </w:r>
@@ -166,11 +752,17 @@
       </w:r>
     </w:p>
     <w:p>
+      <w:pPr>
+        <w:pStyle w:val="Heading2"/>
+      </w:pPr>
       <w:r>
         <w:t>Accessibility</w:t>
       </w:r>
     </w:p>
     <w:p>
+      <w:pPr>
+        <w:pStyle w:val="Heading3"/>
+      </w:pPr>
       <w:r>
         <w:t>Educational Accessibility and Support</w:t>
       </w:r>
@@ -182,42 +774,200 @@
     </w:p>
     <w:p>
       <w:r>
-        <w:t>Mental health conditions such as depression, anxiety, PTSD, or bipolar disorder  Common ailments such as arthritis, asthma, diabetes, autoimmune disorders, and diseases  Temporary impairments such as a broken bone, recovery from significant surgery, or a pregnancy-related disability  Neurodevelopmental disorders such as a learning disability, intellectual disability, autism, acquired brain injury, or ADHD  Vision, hearing, or mobility conditions   Available Services: Extended test time, quiet testing environments, academic assistance and tutoring through the LIGHT Center , counseling and advising, alternate formats of course materials (e.g., audio books, braille, E-texts), assistive technology, learning disability assessments, approval for personal attendants, interpreters, priority registration, on-campus transportation, adaptive physical education and living skills courses, and more.</w:t>
+        <w:t xml:space="preserve">• </w:t>
+      </w:r>
+      <w:r>
+        <w:t>Mental health conditions such as depression, anxiety, PTSD, or bipolar disorder</w:t>
       </w:r>
     </w:p>
     <w:p>
       <w:r>
-        <w:t>Contact: If you believe you might benefit from disability- or health-related services and accommodations, please contact Student Accessibility Support Services (SASS) . If you are unsure whether you qualify, please reach out for a consultation: sass@redwoods.edu</w:t>
+        <w:t xml:space="preserve">• </w:t>
+      </w:r>
+      <w:r>
+        <w:t>Common ailments such as arthritis, asthma, diabetes, autoimmune disorders, and diseases</w:t>
       </w:r>
     </w:p>
     <w:p>
+      <w:r>
+        <w:t xml:space="preserve">• </w:t>
+      </w:r>
+      <w:r>
+        <w:t>Temporary impairments such as a broken bone, recovery from significant surgery, or a pregnancy-related disability</w:t>
+      </w:r>
+    </w:p>
+    <w:p>
+      <w:r>
+        <w:t xml:space="preserve">• </w:t>
+      </w:r>
+      <w:r>
+        <w:t>Neurodevelopmental disorders such as a learning disability, intellectual disability, autism, acquired brain injury, or ADHD</w:t>
+      </w:r>
+    </w:p>
+    <w:p>
+      <w:r>
+        <w:t xml:space="preserve">• </w:t>
+      </w:r>
+      <w:r>
+        <w:t>Vision, hearing, or mobility conditions</w:t>
+      </w:r>
+    </w:p>
+    <w:p>
+      <w:r>
+        <w:rPr>
+          <w:b/>
+        </w:rPr>
+        <w:t>Available Services:</w:t>
+      </w:r>
+      <w:r>
+        <w:t xml:space="preserve"> Extended test time, quiet testing environments, academic assistance and tutoring through the </w:t>
+      </w:r>
+      <w:r>
+        <w:t>LIGHT Center</w:t>
+      </w:r>
+      <w:r>
+        <w:t>, counseling and advising, alternate formats of course materials (e.g., audio books, braille, E-texts), assistive technology, learning disability assessments, approval for personal attendants, interpreters, priority registration, on-campus transportation, adaptive physical education and living skills courses, and more.</w:t>
+      </w:r>
+    </w:p>
+    <w:p>
+      <w:r>
+        <w:rPr>
+          <w:b/>
+        </w:rPr>
+        <w:t>Contact:</w:t>
+      </w:r>
+      <w:r>
+        <w:t xml:space="preserve"> If you believe you might benefit from disability- or health-related services and accommodations, please contact </w:t>
+      </w:r>
+      <w:r>
+        <w:t>Student Accessibility Support Services (SASS)</w:t>
+      </w:r>
+      <w:r>
+        <w:t xml:space="preserve">. If you are unsure whether you qualify, please reach out for a consultation: </w:t>
+      </w:r>
+      <w:r>
+        <w:rPr>
+          <w:b/>
+        </w:rPr>
+        <w:t>sass@redwoods.edu</w:t>
+      </w:r>
+    </w:p>
+    <w:p>
+      <w:pPr>
+        <w:pStyle w:val="Heading2"/>
+      </w:pPr>
       <w:r>
         <w:t>Additional Resources</w:t>
       </w:r>
     </w:p>
     <w:p>
+      <w:pPr>
+        <w:pStyle w:val="Heading3"/>
+      </w:pPr>
       <w:r>
         <w:t>SASS Office Locations</w:t>
       </w:r>
     </w:p>
     <w:p>
       <w:r>
+        <w:rPr>
+          <w:b/>
+        </w:rPr>
         <w:t>Eureka Campus</w:t>
       </w:r>
     </w:p>
     <w:p>
       <w:r>
-        <w:t>Phone : 707-476-4280  Location : Learning Resource Center (Library)   Del Norte Campus</w:t>
+        <w:t xml:space="preserve">• </w:t>
+      </w:r>
+      <w:r>
+        <w:rPr>
+          <w:b/>
+        </w:rPr>
+        <w:t>Phone</w:t>
+      </w:r>
+      <w:r>
+        <w:t>: 707-476-4280</w:t>
       </w:r>
     </w:p>
     <w:p>
       <w:r>
-        <w:t>Phone : 707-465-2353  Location : Main building, near the Library   Klamath-Trinity Campus</w:t>
+        <w:t xml:space="preserve">• </w:t>
+      </w:r>
+      <w:r>
+        <w:rPr>
+          <w:b/>
+        </w:rPr>
+        <w:t>Location</w:t>
+      </w:r>
+      <w:r>
+        <w:t>: Learning Resource Center (Library)</w:t>
       </w:r>
     </w:p>
     <w:p>
       <w:r>
-        <w:t>Phone : 707-476-4280    This syllabus is subject to change. Students will be informed of any modifications.</w:t>
+        <w:rPr>
+          <w:b/>
+        </w:rPr>
+        <w:t>Del Norte Campus</w:t>
+      </w:r>
+    </w:p>
+    <w:p>
+      <w:r>
+        <w:t xml:space="preserve">• </w:t>
+      </w:r>
+      <w:r>
+        <w:rPr>
+          <w:b/>
+        </w:rPr>
+        <w:t>Phone</w:t>
+      </w:r>
+      <w:r>
+        <w:t>: 707-465-2353</w:t>
+      </w:r>
+    </w:p>
+    <w:p>
+      <w:r>
+        <w:t xml:space="preserve">• </w:t>
+      </w:r>
+      <w:r>
+        <w:rPr>
+          <w:b/>
+        </w:rPr>
+        <w:t>Location</w:t>
+      </w:r>
+      <w:r>
+        <w:t>: Main building, near the Library</w:t>
+      </w:r>
+    </w:p>
+    <w:p>
+      <w:r>
+        <w:rPr>
+          <w:b/>
+        </w:rPr>
+        <w:t>Klamath-Trinity Campus</w:t>
+      </w:r>
+    </w:p>
+    <w:p>
+      <w:r>
+        <w:t xml:space="preserve">• </w:t>
+      </w:r>
+      <w:r>
+        <w:rPr>
+          <w:b/>
+        </w:rPr>
+        <w:t>Phone</w:t>
+      </w:r>
+      <w:r>
+        <w:t>: 707-476-4280</w:t>
+      </w:r>
+    </w:p>
+    <w:p>
+      <w:r>
+        <w:rPr>
+          <w:i/>
+        </w:rPr>
+        <w:t>This syllabus is subject to change. Students will be informed of any modifications.</w:t>
       </w:r>
     </w:p>
     <w:sectPr>
